--- a/docs/training/Anata-HR-Operator-Training-Guide.docx
+++ b/docs/training/Anata-HR-Operator-Training-Guide.docx
@@ -117,6 +117,9 @@
             </w:r>
           </w:p>
         </w:tc>
+        <w:trPr>
+          <w:tblHeader/>
+        </w:trPr>
       </w:tr>
     </w:tbl>
     <w:p>
@@ -263,6 +266,9 @@
             </w:r>
           </w:p>
         </w:tc>
+        <w:trPr>
+          <w:tblHeader/>
+        </w:trPr>
       </w:tr>
       <w:tr>
         <w:tc>
@@ -670,6 +676,9 @@
             </w:r>
           </w:p>
         </w:tc>
+        <w:trPr>
+          <w:tblHeader/>
+        </w:trPr>
       </w:tr>
     </w:tbl>
     <w:p>
@@ -789,7 +798,7 @@
         <w:ind w:left="259"/>
       </w:pPr>
       <w:r>
-        <w:t>A qualified payroll or tax professional reviews the 2026 setup and opening balances. Mark the review complete only after that review actually occurs.</w:t>
+        <w:t>A qualified payroll or tax professional reviews the 2026 setup and opening balances. Record the reviewer’s name, email, review date, evidence reference, note, and attestation. A checkbox alone does not complete this control.</w:t>
       </w:r>
     </w:p>
     <w:tbl>
@@ -847,6 +856,9 @@
             </w:r>
           </w:p>
         </w:tc>
+        <w:trPr>
+          <w:tblHeader/>
+        </w:trPr>
       </w:tr>
     </w:tbl>
     <w:p>
@@ -1032,6 +1044,9 @@
             </w:r>
           </w:p>
         </w:tc>
+        <w:trPr>
+          <w:tblHeader/>
+        </w:trPr>
       </w:tr>
     </w:tbl>
     <w:p>
@@ -1272,6 +1287,9 @@
             </w:r>
           </w:p>
         </w:tc>
+        <w:trPr>
+          <w:tblHeader/>
+        </w:trPr>
       </w:tr>
     </w:tbl>
     <w:p>
@@ -1451,6 +1469,9 @@
             </w:r>
           </w:p>
         </w:tc>
+        <w:trPr>
+          <w:tblHeader/>
+        </w:trPr>
       </w:tr>
     </w:tbl>
     <w:p>
@@ -1668,6 +1689,9 @@
             </w:r>
           </w:p>
         </w:tc>
+        <w:trPr>
+          <w:tblHeader/>
+        </w:trPr>
       </w:tr>
     </w:tbl>
     <w:p>
@@ -1718,7 +1742,7 @@
         <w:ind w:left="259"/>
       </w:pPr>
       <w:r>
-        <w:t>Finish employee setup, W-4s, open punches, time corrections, pending PTO, opening balances, tax review, and pending payroll inputs.</w:t>
+        <w:t>Finish employee setup, W-4s, open punches, time corrections, employee-submitted timesheets, independent timesheet approval, pending PTO, independently approved opening balances, qualified tax review, and pending payroll inputs.</w:t>
       </w:r>
     </w:p>
     <w:p>
@@ -1868,6 +1892,9 @@
             </w:r>
           </w:p>
         </w:tc>
+        <w:trPr>
+          <w:tblHeader/>
+        </w:trPr>
       </w:tr>
     </w:tbl>
     <w:p>
@@ -1954,7 +1981,7 @@
         <w:ind w:left="259"/>
       </w:pPr>
       <w:r>
-        <w:t>Until bank transfer is connected, fill and deliver paper checks using Anata’s calculated net amounts. Confirm check number and issuance in the run.</w:t>
+        <w:t>Until a full-service payroll provider is selected, fill and deliver paper checks using the approved amounts. Confirm each check number and issuance in the run. Do not describe an Anata estimate as provider-authoritative payroll.</w:t>
       </w:r>
     </w:p>
     <w:p>
@@ -2058,6 +2085,9 @@
             </w:r>
           </w:p>
         </w:tc>
+        <w:trPr>
+          <w:tblHeader/>
+        </w:trPr>
       </w:tr>
     </w:tbl>
     <w:p>
@@ -2168,6 +2198,9 @@
             </w:r>
           </w:p>
         </w:tc>
+        <w:trPr>
+          <w:tblHeader/>
+        </w:trPr>
       </w:tr>
     </w:tbl>
     <w:p>
@@ -2180,7 +2213,85 @@
         <w:pStyle w:val="Heading1"/>
       </w:pPr>
       <w:r>
-        <w:t>9. Contractor payments through Wise</w:t>
+        <w:t>9. Outside payroll-provider handoff</w:t>
+      </w:r>
+    </w:p>
+    <w:p>
+      <w:pPr>
+        <w:pStyle w:val="Heading2"/>
+      </w:pPr>
+      <w:r>
+        <w:t>1. Export the approved run</w:t>
+      </w:r>
+    </w:p>
+    <w:p>
+      <w:pPr/>
+      <w:r>
+        <w:t>Open the approved payroll version and download the provider handoff CSV. It contains hours, approved variable inputs, Anata estimates, and snapshot hashes; it does not transmit money.</w:t>
+      </w:r>
+    </w:p>
+    <w:p>
+      <w:pPr>
+        <w:pStyle w:val="Heading2"/>
+      </w:pPr>
+      <w:r>
+        <w:t>2. Enter payroll in the outside provider</w:t>
+      </w:r>
+    </w:p>
+    <w:p>
+      <w:pPr/>
+      <w:r>
+        <w:t>The outside provider must perform the legally authoritative wage calculation, tax withholding/deposit/filing, and direct deposit when that service is connected.</w:t>
+      </w:r>
+    </w:p>
+    <w:p>
+      <w:pPr>
+        <w:pStyle w:val="Heading2"/>
+      </w:pPr>
+      <w:r>
+        <w:t>3. Record the provider run</w:t>
+      </w:r>
+    </w:p>
+    <w:p>
+      <w:pPr/>
+      <w:r>
+        <w:t>Enter the provider name, provider run/reference, and an evidence note. Recording submission does not mean payroll has been paid or taxes have been filed.</w:t>
+      </w:r>
+    </w:p>
+    <w:p>
+      <w:pPr>
+        <w:pStyle w:val="Heading2"/>
+      </w:pPr>
+      <w:r>
+        <w:t>4. Compare final totals</w:t>
+      </w:r>
+    </w:p>
+    <w:p>
+      <w:pPr/>
+      <w:r>
+        <w:t>Enter the provider’s final gross, net, total taxes, and employer cost. Anata marks an exact match or lists each variance. Investigate every variance before relying on the outside result.</w:t>
+      </w:r>
+    </w:p>
+    <w:p>
+      <w:pPr>
+        <w:pStyle w:val="Heading2"/>
+      </w:pPr>
+      <w:r>
+        <w:t>5. Preserve the evidence</w:t>
+      </w:r>
+    </w:p>
+    <w:p>
+      <w:pPr/>
+      <w:r>
+        <w:t>Keep the final provider report and confirmation under Anata’s secure records policy. Anata keeps the reference and comparison audit; the provider remains the authority for its filings and transfers.</w:t>
+      </w:r>
+    </w:p>
+    <w:p>
+      <w:pPr>
+        <w:pStyle w:val="Heading1"/>
+      </w:pPr>
+      <w:r>
+        <w:t>10. Contractor payments through Wise</w:t>
       </w:r>
     </w:p>
     <w:p>
@@ -2308,7 +2419,7 @@
         <w:pStyle w:val="Heading1"/>
       </w:pPr>
       <w:r>
-        <w:t>10. Pay statements, reports, and policies</w:t>
+        <w:t>11. Pay statements, reports, and policies</w:t>
       </w:r>
     </w:p>
     <w:p>
@@ -2324,7 +2435,7 @@
         <w:pStyle w:val="ListBullet"/>
       </w:pPr>
       <w:r>
-        <w:t>Reports are permission-filtered CSV exports. Store exports only where authorized HR administrators can access them.</w:t>
+        <w:t>Reports are permission-filtered CSV exports. Quarterly and year-to-date registers support accountant reconciliation. The verified HR backup ZIP includes a checksum manifest but excludes full SSNs and sealed tax-form payloads. Store every download securely.</w:t>
       </w:r>
     </w:p>
     <w:p>
@@ -2348,7 +2459,7 @@
         <w:pStyle w:val="Heading1"/>
       </w:pPr>
       <w:r>
-        <w:t>11. Offboarding</w:t>
+        <w:t>12. Offboarding</w:t>
       </w:r>
     </w:p>
     <w:p>
@@ -2445,10 +2556,38 @@
     </w:p>
     <w:p>
       <w:pPr>
+        <w:pStyle w:val="Heading2"/>
+      </w:pPr>
+      <w:r>
+        <w:t>Compliance calendar and reminders</w:t>
+      </w:r>
+    </w:p>
+    <w:p>
+      <w:pPr/>
+      <w:r>
+        <w:t>Open HR → Compliance to review all 24 paydays, Utah new-hire deadlines, quarterly Form 941, Utah withholding and unemployment reports, FUTA, W-2/W-3, and annual Utah reconciliation. Record an item complete only with the outside confirmation and evidence note.</w:t>
+      </w:r>
+    </w:p>
+    <w:p>
+      <w:pPr>
+        <w:pStyle w:val="Heading2"/>
+      </w:pPr>
+      <w:r>
+        <w:t>Mobile employee use</w:t>
+      </w:r>
+    </w:p>
+    <w:p>
+      <w:pPr/>
+      <w:r>
+        <w:t>On a phone, employees use the bottom shortcuts for Home, Time, Pay, and Profile. Dense records scroll inside their table instead of moving the entire page sideways.</w:t>
+      </w:r>
+    </w:p>
+    <w:p>
+      <w:pPr>
         <w:pStyle w:val="Heading1"/>
       </w:pPr>
       <w:r>
-        <w:t>12. Troubleshooting quick reference</w:t>
+        <w:t>13. Troubleshooting quick reference</w:t>
       </w:r>
     </w:p>
     <w:tbl>
@@ -2550,6 +2689,9 @@
             </w:r>
           </w:p>
         </w:tc>
+        <w:trPr>
+          <w:tblHeader/>
+        </w:trPr>
       </w:tr>
       <w:tr>
         <w:tc>
@@ -3143,7 +3285,39 @@
         <w:pStyle w:val="Heading1"/>
       </w:pPr>
       <w:r>
-        <w:t>13. Payroll-day checklist</w:t>
+        <w:t>14. Payroll-day checklist</w:t>
+      </w:r>
+    </w:p>
+    <w:p>
+      <w:pPr>
+        <w:pStyle w:val="ListBullet"/>
+      </w:pPr>
+      <w:r>
+        <w:t>Employee timesheets submitted and independently approved.</w:t>
+      </w:r>
+    </w:p>
+    <w:p>
+      <w:pPr>
+        <w:pStyle w:val="ListBullet"/>
+      </w:pPr>
+      <w:r>
+        <w:t>Opening balances independently approved and unchanged.</w:t>
+      </w:r>
+    </w:p>
+    <w:p>
+      <w:pPr>
+        <w:pStyle w:val="ListBullet"/>
+      </w:pPr>
+      <w:r>
+        <w:t>Compliance deadlines reviewed for the pay date.</w:t>
+      </w:r>
+    </w:p>
+    <w:p>
+      <w:pPr>
+        <w:pStyle w:val="ListBullet"/>
+      </w:pPr>
+      <w:r>
+        <w:t>Outside provider reference and final-total comparison recorded when a provider is used.</w:t>
       </w:r>
     </w:p>
     <w:p>
@@ -3281,6 +3455,9 @@
             </w:r>
           </w:p>
         </w:tc>
+        <w:trPr>
+          <w:tblHeader/>
+        </w:trPr>
       </w:tr>
     </w:tbl>
     <w:p>
@@ -4056,9 +4233,6 @@
     <w:qFormat/>
     <w:rsid w:val="00FC693F"/>
     <w:pPr>
-      <w:pBdr>
-        <w:bottom w:val="single" w:sz="8" w:space="4" w:color="4F81BD" w:themeColor="accent1"/>
-      </w:pBdr>
       <w:spacing w:after="300" w:line="240" w:lineRule="auto"/>
       <w:contextualSpacing/>
     </w:pPr>

--- a/docs/training/Anata-HR-Operator-Training-Guide.docx
+++ b/docs/training/Anata-HR-Operator-Training-Guide.docx
@@ -1981,7 +1981,7 @@
         <w:ind w:left="259"/>
       </w:pPr>
       <w:r>
-        <w:t>Until a full-service payroll provider is selected, fill and deliver paper checks using the approved amounts. Confirm each check number and issuance in the run. Do not describe an Anata estimate as provider-authoritative payroll.</w:t>
+        <w:t>Until an authoritative payroll service is connected, fill and deliver paper checks using the approved amounts. Confirm each check number and issuance in the run. Do not describe an Anata estimate as authoritative payroll.</w:t>
       </w:r>
     </w:p>
     <w:p>
@@ -2213,7 +2213,7 @@
         <w:pStyle w:val="Heading1"/>
       </w:pPr>
       <w:r>
-        <w:t>9. Outside payroll-provider handoff</w:t>
+        <w:t>9. Authoritative payroll-service handoff</w:t>
       </w:r>
     </w:p>
     <w:p>
@@ -2235,13 +2235,13 @@
         <w:pStyle w:val="Heading2"/>
       </w:pPr>
       <w:r>
-        <w:t>2. Enter payroll in the outside provider</w:t>
+        <w:t>2. Send payroll to the connected service</w:t>
       </w:r>
     </w:p>
     <w:p>
       <w:pPr/>
       <w:r>
-        <w:t>The outside provider must perform the legally authoritative wage calculation, tax withholding/deposit/filing, and direct deposit when that service is connected.</w:t>
+        <w:t>The connected service is authoritative only for the capabilities it explicitly declares and proves, such as final wage calculation, tax withholding/deposit/filing, or distribution.</w:t>
       </w:r>
     </w:p>
     <w:p>
@@ -2249,13 +2249,13 @@
         <w:pStyle w:val="Heading2"/>
       </w:pPr>
       <w:r>
-        <w:t>3. Record the provider run</w:t>
+        <w:t>3. Record the service run</w:t>
       </w:r>
     </w:p>
     <w:p>
       <w:pPr/>
       <w:r>
-        <w:t>Enter the provider name, provider run/reference, and an evidence note. Recording submission does not mean payroll has been paid or taxes have been filed.</w:t>
+        <w:t>Enter the service name, run/reference, and an evidence note. Recording a handoff does not mean payroll has been paid or taxes have been filed.</w:t>
       </w:r>
     </w:p>
     <w:p>
@@ -2269,7 +2269,7 @@
     <w:p>
       <w:pPr/>
       <w:r>
-        <w:t>Enter the provider’s final gross, net, total taxes, and employer cost. Anata marks an exact match or lists each variance. Investigate every variance before relying on the outside result.</w:t>
+        <w:t>Enter the service’s confirmed gross, net, total taxes, and employer cost. Anata marks an exact match or lists each variance. Investigate every variance before relying on the result.</w:t>
       </w:r>
     </w:p>
     <w:p>
@@ -2283,7 +2283,7 @@
     <w:p>
       <w:pPr/>
       <w:r>
-        <w:t>Keep the final provider report and confirmation under Anata’s secure records policy. Anata keeps the reference and comparison audit; the provider remains the authority for its filings and transfers.</w:t>
+        <w:t>Keep the final service report and confirmation under Anata’s secure records policy. Anata keeps the reference and comparison audit; the connected service is authoritative only for the capabilities it owns.</w:t>
       </w:r>
     </w:p>
     <w:p>
@@ -3317,7 +3317,7 @@
         <w:pStyle w:val="ListBullet"/>
       </w:pPr>
       <w:r>
-        <w:t>Outside provider reference and final-total comparison recorded when a provider is used.</w:t>
+        <w:t>Payroll-service reference and final-total comparison recorded when a service is used.</w:t>
       </w:r>
     </w:p>
     <w:p>

--- a/docs/training/Anata-HR-Operator-Training-Guide.docx
+++ b/docs/training/Anata-HR-Operator-Training-Guide.docx
@@ -2452,6 +2452,38 @@
       </w:pPr>
       <w:r>
         <w:t>Daily reminder emails contain action counts and links, not sensitive payroll or tax details.</w:t>
+      </w:r>
+    </w:p>
+    <w:p>
+      <w:pPr>
+        <w:pStyle w:val="Heading2"/>
+      </w:pPr>
+      <w:r>
+        <w:t>Publish and track the employee handbook</w:t>
+      </w:r>
+    </w:p>
+    <w:p>
+      <w:pPr/>
+      <w:r>
+        <w:t>Open HR → Settings → Employee handbook. Enter the handbook title, a new unique version label, and the secure HTTPS link to the exact document employees must read.</w:t>
+      </w:r>
+    </w:p>
+    <w:p>
+      <w:pPr/>
+      <w:r>
+        <w:t>Review the document yourself, check the publication confirmation, and publish. The prior version becomes superseded but its acknowledgements remain in history.</w:t>
+      </w:r>
+    </w:p>
+    <w:p>
+      <w:pPr/>
+      <w:r>
+        <w:t>Employees open HR → Policies, read the linked handbook, and acknowledge that exact version. The settings table shows the acknowledgement count; the daily HR reminder reports outstanding active employees without exposing their names in email.</w:t>
+      </w:r>
+    </w:p>
+    <w:p>
+      <w:pPr/>
+      <w:r>
+        <w:t>Never replace the file behind an existing version link. Correct the document, assign a new version, and publish it so employees receive a fresh acknowledgement requirement.</w:t>
       </w:r>
     </w:p>
     <w:p>

--- a/docs/training/Anata-HR-Operator-Training-Guide.docx
+++ b/docs/training/Anata-HR-Operator-Training-Guide.docx
@@ -2207,6 +2207,44 @@
       <w:pPr>
         <w:spacing w:after="20"/>
       </w:pPr>
+    </w:p>
+    <w:p>
+      <w:pPr>
+        <w:pStyle w:val="Heading2"/>
+      </w:pPr>
+      <w:r>
+        <w:t>Recover the Base44 history</w:t>
+      </w:r>
+    </w:p>
+    <w:p>
+      <w:pPr/>
+      <w:r>
+        <w:t>Open HR → Settings → Recover the history you already exported. Select the original “HR data table export” ZIP and review the preview before importing anything.</w:t>
+      </w:r>
+    </w:p>
+    <w:p>
+      <w:pPr/>
+      <w:r>
+        <w:t>The preview shows the people, time entries, payroll history, issued checks, excluded sample rows, and a unique archive fingerprint. It does not write records.</w:t>
+      </w:r>
+    </w:p>
+    <w:p>
+      <w:pPr/>
+      <w:r>
+        <w:t>If the preview is correct, select the same ZIP again, confirm the review statement, and import. The matching fingerprint prevents a different file from being substituted after review.</w:t>
+      </w:r>
+    </w:p>
+    <w:p>
+      <w:pPr/>
+      <w:r>
+        <w:t>Recovered people remain inactive until David or Val reviews their current employment type and compensation. Historical Base44 tax settings are never activated. Opening balances are draft candidates based on issued-check evidence and still require independent approval.</w:t>
+      </w:r>
+    </w:p>
+    <w:p>
+      <w:pPr/>
+      <w:r>
+        <w:t>The import is idempotent: uploading the same export again skips records already recovered. It never sends invitations, stores full SSNs or bank details, files taxes, or moves money.</w:t>
+      </w:r>
     </w:p>
     <w:p>
       <w:pPr>

--- a/docs/training/Anata-HR-Operator-Training-Guide.docx
+++ b/docs/training/Anata-HR-Operator-Training-Guide.docx
@@ -2243,7 +2243,7 @@
     <w:p>
       <w:pPr/>
       <w:r>
-        <w:t>The import is idempotent: uploading the same export again skips records already recovered. It never sends invitations, stores full SSNs or bank details, files taxes, or moves money.</w:t>
+        <w:t>The import is idempotent: uploading the same export again skips records already recovered. Sample rows and zero-duration orphan identities without payroll or pay-period evidence are excluded. It never sends invitations, stores full SSNs or bank details, files taxes, or moves money.</w:t>
       </w:r>
     </w:p>
     <w:p>

--- a/docs/training/Anata-HR-Operator-Training-Guide.docx
+++ b/docs/training/Anata-HR-Operator-Training-Guide.docx
@@ -894,7 +894,7 @@
         <w:ind w:left="259"/>
       </w:pPr>
       <w:r>
-        <w:t>Go to HR → Employees → Add employee. Enter the employee’s work email, legal name, role, team, employee type, pay basis, compensation, phone, and active status.</w:t>
+        <w:t>Go to HR → Employees → Add employee. Enter the employee’s record email, legal name, role, team, employee type, pay basis, compensation, phone, and active status. Then add a personal HR sign-in email the employee controls and can keep if work access ends. Gmail, Yahoo, Outlook, iCloud, and other valid addresses work.</w:t>
       </w:r>
     </w:p>
     <w:p>
@@ -963,7 +963,7 @@
         <w:ind w:left="259"/>
       </w:pPr>
       <w:r>
-        <w:t>Choose Send invitation. If email delivery succeeds, the employee receives the link. If not, copy the one-time link and send it through a trusted channel.</w:t>
+        <w:t>Choose Create secure invitation. The employee opens the one-time link sent only to their personal HR sign-in address. The link expires, cannot be reused, and does not require Google or a new password. Their separate work login keeps its existing Agent permissions.</w:t>
       </w:r>
     </w:p>
     <w:p>

--- a/docs/training/Anata-HR-Operator-Training-Guide.docx
+++ b/docs/training/Anata-HR-Operator-Training-Guide.docx
@@ -1591,7 +1591,39 @@
         <w:ind w:left="259"/>
       </w:pPr>
       <w:r>
-        <w:t>The requester cannot approve their own request. The decision posts to the PTO record and later payroll treatment.</w:t>
+        <w:t>The requester cannot approve their own request. The assigned manager receives a privacy-safe email that links back to the authenticated Time &amp; PTO page; the email itself cannot approve anything. Approval reserves the PTO balance and adds an all-day event to the dedicated Anata OOO calendar. Denial creates no calendar event. The employee receives the decision by email.</w:t>
+      </w:r>
+    </w:p>
+    <w:p>
+      <w:pPr>
+        <w:pStyle w:val="Heading2"/>
+      </w:pPr>
+      <w:r>
+        <w:t>OOO calendar setup, revocation, and recovery</w:t>
+      </w:r>
+    </w:p>
+    <w:p>
+      <w:pPr/>
+      <w:r>
+        <w:t>Open HR → Settings → Time-off calendar. A Ready status means the dedicated calendar ID and service account are configured. Never paste the service-account JSON into an HR form or email; it belongs only in Render’s secret environment settings.</w:t>
+      </w:r>
+    </w:p>
+    <w:p>
+      <w:pPr/>
+      <w:r>
+        <w:t>If a pending request says the manager email needs attention, use Resend manager email. The reviewer still signs in to approve or deny; email never grants approval authority.</w:t>
+      </w:r>
+    </w:p>
+    <w:p>
+      <w:pPr/>
+      <w:r>
+        <w:t>If approved time must be canceled, an authorized reviewer enters a revocation reason and selects Revoke approved PTO. Anata preserves the approval history, releases the reserved hours, removes the OOO event, and emails the employee.</w:t>
+      </w:r>
+    </w:p>
+    <w:p>
+      <w:pPr/>
+      <w:r>
+        <w:t>If Google is unavailable, the PTO decision remains valid and the row shows that calendar attention is needed. After restoring the connection, select Retry OOO calendar. Do not edit the Google event manually as a substitute for the HR record.</w:t>
       </w:r>
     </w:p>
     <w:p>
